--- a/Files/06 - Yom Tov/06 - 9 Av/5785/9 Av 5785.docx
+++ b/Files/06 - Yom Tov/06 - 9 Av/5785/9 Av 5785.docx
@@ -122,7 +122,7 @@
         <w:rPr>
           <w:rFonts w:ascii="Times New Roman" w:hAnsi="Times New Roman" w:cs="Times New Roman"/>
         </w:rPr>
-        <w:t>, Hashem of</w:t>
+        <w:t xml:space="preserve">, Hashem of </w:t>
       </w:r>
       <w:r>
         <w:rPr>
